--- a/projects/valuepickr-open-screen/docs/HDFC Bank.docx
+++ b/projects/valuepickr-open-screen/docs/HDFC Bank.docx
@@ -14,7 +14,7 @@
           <w:sz w:val="44"/>
           <w:szCs w:val="44"/>
         </w:rPr>
-        <w:t xml:space="preserve">HDFC Bank Ltd</w:t>
+        <w:t xml:space="preserve">HDFC Bank</w:t>
       </w:r>
     </w:p>
     <w:p>
@@ -32,7 +32,7 @@
           <w:sz w:val="22"/>
           <w:szCs w:val="22"/>
         </w:rPr>
-        <w:t xml:space="preserve">India's largest private bank — quality franchise, but too big for a 10x thesis</w:t>
+        <w:t xml:space="preserve">India's largest private bank by market cap (~Rs 10,92,000 Cr) - a bullish X-triage lead, but a mega-cap with no named structural inflection to support anything beyond a large-cap compounder read.</w:t>
       </w:r>
     </w:p>
     <w:p>
@@ -49,7 +49,7 @@
         <w:spacing w:after="120"/>
       </w:pPr>
       <w:r>
-        <w:t xml:space="preserve">HDFC Bank is India's largest private-sector bank by assets, with a pan-India branch network (4,100+ recently-opened 'young' branches still maturing), strong retail and corporate lending franchise, and one of the best asset-quality track records among Indian banks.</w:t>
+        <w:t xml:space="preserve">India's largest private-sector bank by market cap and balance sheet, offering retail and wholesale banking, credit cards, and a broad distribution franchise; still digesting the 2023 reverse-merger with parent HDFC Ltd (housing finance). Seeded 2026-09-13 via untrusted X triage (@PRATIKBULANI555, bullish, medium conviction claimed).</w:t>
       </w:r>
     </w:p>
     <w:p>
@@ -89,7 +89,7 @@
                 <w:b/>
                 <w:bCs/>
               </w:rPr>
-              <w:t xml:space="preserve">Market Cap</w:t>
+              <w:t xml:space="preserve">Market cap</w:t>
             </w:r>
           </w:p>
         </w:tc>
@@ -99,7 +99,34 @@
           </w:tcPr>
           <w:p>
             <w:r>
-              <w:t xml:space="preserve">Rs 11,26,784 Cr</w:t>
+              <w:t xml:space="preserve">~Rs 10,91,700 Cr</w:t>
+            </w:r>
+          </w:p>
+        </w:tc>
+      </w:tr>
+      <w:tr>
+        <w:tc>
+          <w:tcPr>
+            <w:tcW w:type="dxa" w:w="3200"/>
+            <w:shd w:fill="F2F2F2" w:val="clear"/>
+          </w:tcPr>
+          <w:p>
+            <w:r>
+              <w:rPr>
+                <w:b/>
+                <w:bCs/>
+              </w:rPr>
+              <w:t xml:space="preserve">Revenue / Profit</w:t>
+            </w:r>
+          </w:p>
+        </w:tc>
+        <w:tc>
+          <w:tcPr>
+            <w:tcW w:type="dxa" w:w="5800"/>
+          </w:tcPr>
+          <w:p>
+            <w:r>
+              <w:t xml:space="preserve">Revenue ~Rs 3,51,800 Cr; Profit ~Rs 82,500 Cr</w:t>
             </w:r>
           </w:p>
         </w:tc>
@@ -126,7 +153,7 @@
           </w:tcPr>
           <w:p>
             <w:r>
-              <w:t xml:space="preserve">13.82%</w:t>
+              <w:t xml:space="preserve">~13.8% (merger-diluted from pre-merger levels)</w:t>
             </w:r>
           </w:p>
         </w:tc>
@@ -143,7 +170,7 @@
                 <w:b/>
                 <w:bCs/>
               </w:rPr>
-              <w:t xml:space="preserve">Gross advances growth (YoY, Jun-2026)</w:t>
+              <w:t xml:space="preserve">52-week performance</w:t>
             </w:r>
           </w:p>
         </w:tc>
@@ -153,61 +180,7 @@
           </w:tcPr>
           <w:p>
             <w:r>
-              <w:t xml:space="preserve">15.4%</w:t>
-            </w:r>
-          </w:p>
-        </w:tc>
-      </w:tr>
-      <w:tr>
-        <w:tc>
-          <w:tcPr>
-            <w:tcW w:type="dxa" w:w="3200"/>
-            <w:shd w:fill="F2F2F2" w:val="clear"/>
-          </w:tcPr>
-          <w:p>
-            <w:r>
-              <w:rPr>
-                <w:b/>
-                <w:bCs/>
-              </w:rPr>
-              <w:t xml:space="preserve">Revenue (TTM)</w:t>
-            </w:r>
-          </w:p>
-        </w:tc>
-        <w:tc>
-          <w:tcPr>
-            <w:tcW w:type="dxa" w:w="5800"/>
-          </w:tcPr>
-          <w:p>
-            <w:r>
-              <w:t xml:space="preserve">Rs 2.83 lakh Cr</w:t>
-            </w:r>
-          </w:p>
-        </w:tc>
-      </w:tr>
-      <w:tr>
-        <w:tc>
-          <w:tcPr>
-            <w:tcW w:type="dxa" w:w="3200"/>
-            <w:shd w:fill="F2F2F2" w:val="clear"/>
-          </w:tcPr>
-          <w:p>
-            <w:r>
-              <w:rPr>
-                <w:b/>
-                <w:bCs/>
-              </w:rPr>
-              <w:t xml:space="preserve">52-week range</w:t>
-            </w:r>
-          </w:p>
-        </w:tc>
-        <w:tc>
-          <w:tcPr>
-            <w:tcW w:type="dxa" w:w="5800"/>
-          </w:tcPr>
-          <w:p>
-            <w:r>
-              <w:t xml:space="preserve">Rs 722 - Rs 1,020</w:t>
+              <w:t xml:space="preserve">Stock down ~-16.6%; market cap down ~-26.8% over 1 year</w:t>
             </w:r>
           </w:p>
         </w:tc>
@@ -234,7 +207,7 @@
           </w:tcPr>
           <w:p>
             <w:r>
-              <w:t xml:space="preserve">Deposits/borrowings ~Rs 5.88 lakh Cr (normal bank leverage, not a red flag)</w:t>
+              <w:t xml:space="preserve">Large deposit and loan book; merger integration (HDFC Ltd) still normalizing NIMs/ROE</w:t>
             </w:r>
           </w:p>
         </w:tc>
@@ -250,7 +223,7 @@
         <w:spacing w:after="120"/>
       </w:pPr>
       <w:r>
-        <w:t xml:space="preserve">Best-in-class asset quality among large Indian private banks, healthy 15%+ advances growth, and ROE in the mid-teens which is reasonable but not exceptional for a bank of this scale. Balance sheet leverage is standard banking-business structure, not a solvency concern.</w:t>
+        <w:t xml:space="preserve">A best-in-class banking franchise by scale and distribution, but ROE (~13.8%) remains merger-diluted versus its pre-2023 pre-merger levels, and both the stock and market cap have declined meaningfully over the past year as the market digests balance-sheet mix normalization (higher-cost HDFC Ltd wholesale liabilities being replaced with retail deposits). No named CEO-turnaround or regulatory/structural shift was identified in this pass beyond the ongoing (already well-known, multi-year) merger-integration process.</w:t>
       </w:r>
     </w:p>
     <w:p>
@@ -267,7 +240,7 @@
         <w:spacing w:after="120"/>
       </w:pPr>
       <w:r>
-        <w:t xml:space="preserve">Recovering from 52-week low of Rs 722 toward the high of Rs 1,020 — a moderate uptrend, though still well within a wide 52-week range rather than making fresh highs.</w:t>
+        <w:t xml:space="preserve">Not pulled - fast large-cap disposition.</w:t>
       </w:r>
     </w:p>
     <w:p>
@@ -284,7 +257,7 @@
         <w:spacing w:after="120"/>
       </w:pPr>
       <w:r>
-        <w:t xml:space="preserve">Very active long-running thread (950 posts, latest activity 2026-08-19). Recent discussion centers on branch-maturity economics, gold-loan opportunity, and a management-succession overhang that the market has been pricing cautiously.</w:t>
+        <w:t xml:space="preserve">No forum check performed per large-cap-without-inflection fast-path rule.</w:t>
       </w:r>
     </w:p>
     <w:p>
@@ -305,7 +278,7 @@
           <w:sz w:val="20"/>
           <w:szCs w:val="20"/>
         </w:rPr>
-        <w:t xml:space="preserve">Shreni_Makharia (2026-08-19, 10 loves) laid out a specific, reasoned bull case: 4,100+ young branches entering their 3x-scale maturity window (5-10yr mark), a new low-cost gold-loan vertical vs NBFCs, and asset quality that (unlike Yes Bank) has passed RBI scrutiny — flags management-transition clarity as the next catalyst to watch. A genuine high-conviction call, but posts_seen=1 for this user so not yet logged as a verified repeat-conviction signal.</w:t>
+        <w:t xml:space="preserve">None sought - fast-path.</w:t>
       </w:r>
     </w:p>
     <w:p>
@@ -314,62 +287,6 @@
         <w:spacing w:after="120" w:before="280"/>
       </w:pPr>
       <w:r>
-        <w:t xml:space="preserve">Trusted-User Signals (Ongoing)</w:t>
-      </w:r>
-    </w:p>
-    <w:p>
-      <w:pPr>
-        <w:spacing w:after="120"/>
-      </w:pPr>
-      <w:r>
-        <w:rPr>
-          <w:i/>
-          <w:iCs/>
-          <w:color w:val="666666"/>
-          <w:sz w:val="18"/>
-          <w:szCs w:val="18"/>
-        </w:rPr>
-        <w:t xml:space="preserve">Every time a trusted user expresses clear conviction on this stock, most recent first — this section accumulates over time, it isn't a one-time snapshot.</w:t>
-      </w:r>
-    </w:p>
-    <w:p>
-      <w:pPr>
-        <w:spacing w:after="100"/>
-      </w:pPr>
-      <w:r>
-        <w:rPr>
-          <w:b/>
-          <w:bCs/>
-          <w:sz w:val="20"/>
-          <w:szCs w:val="20"/>
-        </w:rPr>
-        <w:t xml:space="preserve">2026-08-22 — OmkarT</w:t>
-      </w:r>
-      <w:r>
-        <w:rPr>
-          <w:i/>
-          <w:iCs/>
-          <w:color w:val="666666"/>
-          <w:sz w:val="18"/>
-          <w:szCs w:val="18"/>
-        </w:rPr>
-        <w:t xml:space="preserve"> (Omkar's Portfolio Analysis and Discussion)</w:t>
-      </w:r>
-      <w:r>
-        <w:rPr>
-          <w:sz w:val="20"/>
-          <w:szCs w:val="20"/>
-        </w:rPr>
-        <w:br/>
-        <w:t xml:space="preserve">: Part of an equal-weighted 4-bank basket (0.69-3.71% across posts #379/#430/#455) held alongside Kotak/ICICI/Bajaj Finserv; posts #405, #429, #436.</w:t>
-      </w:r>
-    </w:p>
-    <w:p>
-      <w:pPr>
-        <w:pStyle w:val="Heading1"/>
-        <w:spacing w:after="120" w:before="280"/>
-      </w:pPr>
-      <w:r>
         <w:t xml:space="preserve">BSE Corporate Actions / Other Red Flags</w:t>
       </w:r>
     </w:p>
@@ -378,7 +295,7 @@
         <w:spacing w:after="120"/>
       </w:pPr>
       <w:r>
-        <w:t xml:space="preserve">No SEBI/regulatory action found against HDFC Bank. Management-succession/appointment matters are governance-transition items, not red flags.</w:t>
+        <w:t xml:space="preserve">No red flags found in this pass.</w:t>
       </w:r>
     </w:p>
     <w:p>
@@ -400,7 +317,7 @@
         <w:spacing w:after="60"/>
       </w:pPr>
       <w:r>
-        <w:t xml:space="preserve">Branch-maturity curve: thousands of recently-opened branches are entering the phase where they scale deposits/loans 3x</w:t>
+        <w:t xml:space="preserve">India's largest private bank franchise by deposits and distribution; merger-driven ROE dilution is a known, gradually-normalizing process rather than a new risk</w:t>
       </w:r>
     </w:p>
     <w:p>
@@ -413,7 +330,16 @@
         <w:spacing w:after="60"/>
       </w:pPr>
       <w:r>
-        <w:t xml:space="preserve">New gold-loan vertical gives a low-cost-of-funds edge over NBFC competitors</w:t>
+        <w:t xml:space="preserve">Meaningful share-price and market-cap correction over the past year could offer a better entry point for a large-cap compounder allocation</w:t>
+      </w:r>
+    </w:p>
+    <w:p>
+      <w:pPr>
+        <w:pStyle w:val="Heading1"/>
+        <w:spacing w:after="120" w:before="280"/>
+      </w:pPr>
+      <w:r>
+        <w:t xml:space="preserve">Bear Case / Key Risks</w:t>
       </w:r>
     </w:p>
     <w:p>
@@ -426,16 +352,7 @@
         <w:spacing w:after="60"/>
       </w:pPr>
       <w:r>
-        <w:t xml:space="preserve">Best-in-class asset quality track record through past stress cycles</w:t>
-      </w:r>
-    </w:p>
-    <w:p>
-      <w:pPr>
-        <w:pStyle w:val="Heading1"/>
-        <w:spacing w:after="120" w:before="280"/>
-      </w:pPr>
-      <w:r>
-        <w:t xml:space="preserve">Bear Case / Key Risks</w:t>
+        <w:t xml:space="preserve">At ~Rs 10,92,000 Cr market cap, no size-math path to a 10x-in-2-3-years or 100x-in-10-years outcome</w:t>
       </w:r>
     </w:p>
     <w:p>
@@ -448,7 +365,7 @@
         <w:spacing w:after="60"/>
       </w:pPr>
       <w:r>
-        <w:t xml:space="preserve">Already India's largest private bank at ~Rs 11.3 lakh Cr market cap — a 10x would make it larger than most global banks; scale alone makes this thesis extremely unlikely</w:t>
+        <w:t xml:space="preserve">ROE still merger-diluted (~13.8%) versus historical HDFC Bank standalone levels; full NIM/ROE normalization timeline uncertain</w:t>
       </w:r>
     </w:p>
     <w:p>
@@ -461,7 +378,7 @@
         <w:spacing w:after="60"/>
       </w:pPr>
       <w:r>
-        <w:t xml:space="preserve">ROE (13.82%) is unremarkable relative to smaller, faster-compounding franchises</w:t>
+        <w:t xml:space="preserve">No named management/structural inflection identified to override the large-cap default</w:t>
       </w:r>
     </w:p>
     <w:p>
@@ -474,7 +391,7 @@
         <w:spacing w:after="60"/>
       </w:pPr>
       <w:r>
-        <w:t xml:space="preserve">Management-succession uncertainty is a live overhang the community is still watching resolve</w:t>
+        <w:t xml:space="preserve">X-triage source is untrusted and unverified (single bullish account, medium conviction only, no disclosed position or track record)</w:t>
       </w:r>
     </w:p>
     <w:p>
@@ -495,7 +412,7 @@
           <w:b/>
           <w:bCs/>
         </w:rPr>
-        <w:t xml:space="preserve">Mega-cap (~Rs 11.3 lakh Cr)</w:t>
+        <w:t xml:space="preserve">Mega-cap / Nifty 50 private bank (~Rs 10,91,700 Cr)</w:t>
       </w:r>
     </w:p>
     <w:p>
@@ -518,7 +435,35 @@
           <w:sz w:val="24"/>
           <w:szCs w:val="24"/>
         </w:rPr>
-        <w:t xml:space="preserve">Neither — a quality bank, but market cap size alone rules out a 10x-in-2-3-years or 100x-in-10-years outcome; this is a portfolio-anchor holding, not a screen candidate</w:t>
+        <w:t xml:space="preserve">neither</w:t>
+      </w:r>
+    </w:p>
+    <w:p>
+      <w:pPr>
+        <w:spacing w:after="120"/>
+      </w:pPr>
+      <w:r>
+        <w:rPr>
+          <w:color w:val="666666"/>
+          <w:sz w:val="20"/>
+          <w:szCs w:val="20"/>
+        </w:rPr>
+        <w:t xml:space="preserve">4-box gate — tailwind: no · TAM: no · moat: yes · valuation: weak  (score 1.5 / 4)</w:t>
+      </w:r>
+    </w:p>
+    <w:p>
+      <w:pPr>
+        <w:spacing w:after="120"/>
+      </w:pPr>
+      <w:r>
+        <w:rPr>
+          <w:i/>
+          <w:iCs/>
+          <w:color w:val="666666"/>
+          <w:sz w:val="20"/>
+          <w:szCs w:val="20"/>
+        </w:rPr>
+        <w:t xml:space="preserve">Mega-cap default tam:no applied - no named CEO-turnaround/structural inflection found beyond the already-known, ongoing HDFC Ltd merger integration. Franchise moat is genuinely strong but insufficient alone to escape the large-cap ceiling.</w:t>
       </w:r>
     </w:p>
     <w:p>
@@ -541,7 +486,7 @@
           <w:sz w:val="24"/>
           <w:szCs w:val="24"/>
         </w:rPr>
-        <w:t xml:space="preserve">Excellent bank, wrong size for this screen's thesis</w:t>
+        <w:t xml:space="preserve">Best-in-class banking franchise but a mega-cap still digesting merger dilution, with no named inflection - large-cap default applies. thesis_fit 'neither', conviction Low-Medium.</w:t>
       </w:r>
     </w:p>
     <w:p>
@@ -554,7 +499,7 @@
         <w:spacing w:after="60"/>
       </w:pPr>
       <w:r>
-        <w:t xml:space="preserve">Fundamentals (asset quality, advances growth, branch-maturity runway) are genuinely strong</w:t>
+        <w:t xml:space="preserve">Genuine large-cap (~Rs 10,92,000 Cr) - default tam:no per the large-cap rule; the ongoing HDFC Ltd merger integration is a known multi-year process, not a new named inflection</w:t>
       </w:r>
     </w:p>
     <w:p>
@@ -567,7 +512,7 @@
         <w:spacing w:after="60"/>
       </w:pPr>
       <w:r>
-        <w:t xml:space="preserve">But at ~Rs 11.3 lakh Cr market cap, no plausible path to the 10x/100x return bar this screen requires</w:t>
+        <w:t xml:space="preserve">four_box score 1.5 (tailwind no - merger-dilution overhang still working through; tam no - size math; moat yes - franchise scale/distribution; valuation weak - large drawdown offers some support but no confirmed cheap multiple this pass) - score &lt;=1.5, thesis_fit 'neither' is the hard outcome anyway</w:t>
       </w:r>
     </w:p>
     <w:p>
@@ -580,7 +525,20 @@
         <w:spacing w:after="60"/>
       </w:pPr>
       <w:r>
-        <w:t xml:space="preserve">Best treated as a quality large-cap holding outside this screen's mandate, not excluded for quality reasons</w:t>
+        <w:t xml:space="preserve">No red flags found; fast large-cap disposition per Step 5 - no forum deep-dive performed</w:t>
+      </w:r>
+    </w:p>
+    <w:p>
+      <w:pPr>
+        <w:pStyle w:val="ListParagraph"/>
+        <w:numPr>
+          <w:ilvl w:val="0"/>
+          <w:numId w:val="1"/>
+        </w:numPr>
+        <w:spacing w:after="60"/>
+      </w:pPr>
+      <w:r>
+        <w:t xml:space="preserve">Untrusted X-triage seed only (@PRATIKBULANI555, medium conviction) - no independent corroboration sought this pass</w:t>
       </w:r>
     </w:p>
     <w:p>
